--- a/companies/ashcombe-advisory/Firm/Firm Overview 2020 v3 draft.docx
+++ b/companies/ashcombe-advisory/Firm/Firm Overview 2020 v3 draft.docx
@@ -15,17 +15,17 @@
         <w:pStyle w:val="Heading1"/>
       </w:pPr>
       <w:r>
-        <w:t>Firm Overview</w:t>
+        <w:t>Ashcombe Advisory Partners LLC</w:t>
       </w:r>
     </w:p>
     <w:p>
       <w:r>
-        <w:t>Ashcombe Advisory Partners is a corporate communications and investor relations advisory. We opened in 2014 to do one thing carefully: to help a management team say a difficult thing clearly, and to say it when the timing serves the company. Our clients sit in the middle of the market, some already public and some working their way toward it, and they tend to call when an ordinary quarter turns into one that will draw questions.</w:t>
+        <w:t>Ashcombe Advisory Partners advises mid-market public companies, and private companies preparing for a public listing, on corporate communications and investor relations. Our work concerns how a company explains itself to the audiences whose judgment matters most to it: investors and analysts, the financial and trade press, and its own employees.</w:t>
       </w:r>
     </w:p>
     <w:p>
       <w:r>
-        <w:t>The relationship is usually close and continuous rather than occasional. We work alongside a management team through the announcements it cannot avoid and the ones it chooses to make, helping to decide not only what to say but who hears it, in what order, and when. Much of the effort is invisible from the outside; a message that lands cleanly rarely looks as though it took any arranging at all.</w:t>
+        <w:t>We are a small firm by design. The advisors a client meets at the outset are the ones who carry the work through, and we accept an engagement only where we can offer that continuity.</w:t>
       </w:r>
     </w:p>
     <w:p>
@@ -33,12 +33,17 @@
         <w:pStyle w:val="Heading2"/>
       </w:pPr>
       <w:r>
-        <w:t>Who we work with</w:t>
+        <w:t>The character of the practice</w:t>
       </w:r>
     </w:p>
     <w:p>
       <w:r>
-        <w:t>Our clients are mid-market companies, public and pre-public, across a range of industries. What they share is a moment that matters more than the ones around it: an unexpected result, a decision that will invite scrutiny, or a story that has begun to get away from them. We tend to be most useful when the stakes are high and the room is unsure what to say next.</w:t>
+        <w:t>A large part of what we do is correspondence. We draft messaging, route it for approval, and keep an announcement's timeline in order, and most of that takes place by email in the days and hours before a company speaks publicly.</w:t>
+      </w:r>
+    </w:p>
+    <w:p>
+      <w:r>
+        <w:t>In our experience, the preparation around an announcement matters as much as the text of the release. We therefore give a considerable share of each engagement to the questions a company should expect, the answers its own records can support, and the order in which its audiences ought to hear the news.</w:t>
       </w:r>
     </w:p>
     <w:p>
@@ -46,62 +51,184 @@
         <w:pStyle w:val="Heading2"/>
       </w:pPr>
       <w:r>
-        <w:t>The work we are hired to do</w:t>
+        <w:t>Lines of service</w:t>
       </w:r>
     </w:p>
     <w:p>
       <w:r>
-        <w:t>Most of the book falls into three related lines. The first is positioning, which means helping a company settle on how it describes itself and then holding that description steady through a year that will test it. The second is announcement management, the choreography of earnings, financings, leadership changes, and transactions, so that each lands in its intended order and reads the way it was meant to.</w:t>
+        <w:t>Our advice is organized around the services set out below. They overlap in practice, and a single engagement will often draw on more than one of them. The descriptions are indicative rather than exhaustive, and the scope of any engagement is agreed with the client at the outset.</w:t>
+      </w:r>
+    </w:p>
+    <w:tbl>
+      <w:tblPr>
+        <w:tblStyle w:val="TableGrid"/>
+        <w:tblW w:type="auto" w:w="0"/>
+        <w:tblLook w:firstColumn="1" w:firstRow="1" w:lastColumn="0" w:lastRow="0" w:noHBand="0" w:noVBand="1" w:val="04A0"/>
+      </w:tblPr>
+      <w:tblGrid>
+        <w:gridCol w:w="4320"/>
+        <w:gridCol w:w="4320"/>
+      </w:tblGrid>
+      <w:tr>
+        <w:tc>
+          <w:tcPr>
+            <w:tcW w:type="dxa" w:w="4320"/>
+          </w:tcPr>
+          <w:p>
+            <w:r>
+              <w:rPr>
+                <w:b/>
+              </w:rPr>
+              <w:t>Service</w:t>
+            </w:r>
+          </w:p>
+        </w:tc>
+        <w:tc>
+          <w:tcPr>
+            <w:tcW w:type="dxa" w:w="4320"/>
+          </w:tcPr>
+          <w:p>
+            <w:r>
+              <w:rPr>
+                <w:b/>
+              </w:rPr>
+              <w:t>What it generally involves</w:t>
+            </w:r>
+          </w:p>
+        </w:tc>
+      </w:tr>
+      <w:tr>
+        <w:tc>
+          <w:tcPr>
+            <w:tcW w:type="dxa" w:w="4320"/>
+          </w:tcPr>
+          <w:p>
+            <w:r>
+              <w:t>Corporate positioning</w:t>
+            </w:r>
+          </w:p>
+        </w:tc>
+        <w:tc>
+          <w:tcPr>
+            <w:tcW w:type="dxa" w:w="4320"/>
+          </w:tcPr>
+          <w:p>
+            <w:r>
+              <w:t>A single, consistent account of the company's strategy and prospects, suitable for management, the board, and the investor materials alike</w:t>
+            </w:r>
+          </w:p>
+        </w:tc>
+      </w:tr>
+      <w:tr>
+        <w:tc>
+          <w:tcPr>
+            <w:tcW w:type="dxa" w:w="4320"/>
+          </w:tcPr>
+          <w:p>
+            <w:r>
+              <w:t>Investor relations</w:t>
+            </w:r>
+          </w:p>
+        </w:tc>
+        <w:tc>
+          <w:tcPr>
+            <w:tcW w:type="dxa" w:w="4320"/>
+          </w:tcPr>
+          <w:p>
+            <w:r>
+              <w:t>Earnings materials, talking points for management, preparation for analyst calls, and the planning of investor outreach</w:t>
+            </w:r>
+          </w:p>
+        </w:tc>
+      </w:tr>
+      <w:tr>
+        <w:tc>
+          <w:tcPr>
+            <w:tcW w:type="dxa" w:w="4320"/>
+          </w:tcPr>
+          <w:p>
+            <w:r>
+              <w:t>Announcements and media relations</w:t>
+            </w:r>
+          </w:p>
+        </w:tc>
+        <w:tc>
+          <w:tcPr>
+            <w:tcW w:type="dxa" w:w="4320"/>
+          </w:tcPr>
+          <w:p>
+            <w:r>
+              <w:t>The drafting and timing of releases, wire distribution and embargo arrangements, and the handling of press inquiries</w:t>
+            </w:r>
+          </w:p>
+        </w:tc>
+      </w:tr>
+      <w:tr>
+        <w:tc>
+          <w:tcPr>
+            <w:tcW w:type="dxa" w:w="4320"/>
+          </w:tcPr>
+          <w:p>
+            <w:r>
+              <w:t>Executive messaging</w:t>
+            </w:r>
+          </w:p>
+        </w:tc>
+        <w:tc>
+          <w:tcPr>
+            <w:tcW w:type="dxa" w:w="4320"/>
+          </w:tcPr>
+          <w:p>
+            <w:r>
+              <w:t>Remarks, letters, and prepared answers that a senior executive delivers in his or her own name</w:t>
+            </w:r>
+          </w:p>
+        </w:tc>
+      </w:tr>
+      <w:tr>
+        <w:tc>
+          <w:tcPr>
+            <w:tcW w:type="dxa" w:w="4320"/>
+          </w:tcPr>
+          <w:p>
+            <w:r>
+              <w:t>Reputation and issues</w:t>
+            </w:r>
+          </w:p>
+        </w:tc>
+        <w:tc>
+          <w:tcPr>
+            <w:tcW w:type="dxa" w:w="4320"/>
+          </w:tcPr>
+          <w:p>
+            <w:r>
+              <w:t>A review of how the company is presently understood, and counsel when a matter becomes public before the company is ready to address it</w:t>
+            </w:r>
+          </w:p>
+        </w:tc>
+      </w:tr>
+    </w:tbl>
+    <w:p>
+      <w:pPr>
+        <w:pStyle w:val="Heading2"/>
+      </w:pPr>
+      <w:r>
+        <w:t>Illustrative engagements</w:t>
       </w:r>
     </w:p>
     <w:p>
       <w:r>
-        <w:t>The third line is the slower work of reputation. Part of it is building a reserve of trust in the quiet stretches, and part of it is spending that reserve wisely on the day a story turns against a client. Much of this happens well before it is visibly needed; we rehearse the hard answers in a calm room so that no one has to compose them against a deadline.</w:t>
+        <w:t>We describe a client's work only after the engagement has concluded. The two examples below are offered to show the range of the practice; they are illustrations, not a list of the companies we have advised.</w:t>
       </w:r>
     </w:p>
     <w:p>
       <w:r>
-        <w:t>In practical terms, a given engagement draws on some mix of the following.</w:t>
+        <w:t>For Barrera Group, we developed a corporate positioning: one account of the business that its leadership, its investor materials, and its dealings with the press could all draw on. The work began with interviews across the leadership team and a review of how the company had been described in coverage, and it concluded with a positioning statement and the supporting messages beneath it.</w:t>
       </w:r>
     </w:p>
     <w:p>
-      <w:pPr>
-        <w:pStyle w:val="ListBullet"/>
-      </w:pPr>
       <w:r>
-        <w:t>Preparing executives for earnings calls, from the prepared remarks down to the pointed follow-up no one wants to be asked live</w:t>
-      </w:r>
-    </w:p>
-    <w:p>
-      <w:pPr>
-        <w:pStyle w:val="ListBullet"/>
-      </w:pPr>
-      <w:r>
-        <w:t>Sequencing an announcement so that the right people learn of it in the right order before any of it becomes public</w:t>
-      </w:r>
-    </w:p>
-    <w:p>
-      <w:pPr>
-        <w:pStyle w:val="ListBullet"/>
-      </w:pPr>
-      <w:r>
-        <w:t>Shaping the story a company carries into the public markets, or the revised one it needs after a change of direction</w:t>
-      </w:r>
-    </w:p>
-    <w:p>
-      <w:pPr>
-        <w:pStyle w:val="ListBullet"/>
-      </w:pPr>
-      <w:r>
-        <w:t>Standing up a considered response in advance of a crisis, so that a bad headline meets a prepared reply and not an improvised one</w:t>
-      </w:r>
-    </w:p>
-    <w:p>
-      <w:pPr>
-        <w:pStyle w:val="ListBullet"/>
-      </w:pPr>
-      <w:r>
-        <w:t>Reading a company's drafts and plans the way an outsider will read them, and saying plainly where they are likely to be misread</w:t>
+        <w:t>For Castaneda, Adams and Davis, we conducted an investor relations program across successive reporting periods. We prepared earnings materials and management talking points, readied the company's spokespeople for analyst calls, and helped the company describe its results consistently from one period to the next.</w:t>
       </w:r>
     </w:p>
     <w:p>
@@ -109,12 +236,17 @@
         <w:pStyle w:val="Heading2"/>
       </w:pPr>
       <w:r>
-        <w:t>How we tend to work</w:t>
+        <w:t>How we conduct an engagement</w:t>
       </w:r>
     </w:p>
     <w:p>
       <w:r>
-        <w:t>Our habits are plain. We read the whole of a situation before advising on any part of it, we keep our own writing short, and we tell a client what we actually think, including when the honest read is the uncomfortable one. It matters to us that a client always knows where we stand. Plain speech saves time on both sides, and it tends to make the hard conversations shorter when they come.</w:t>
+        <w:t>Each engagement opens with a signed engagement letter and a kickoff memo, which together record the scope, the people involved on both sides, and the decisions the client reserves to itself. The work then proceeds largely by email, in threads that keep a plain record of what was proposed, what was approved, and by whom.</w:t>
+      </w:r>
+    </w:p>
+    <w:p>
+      <w:r>
+        <w:t>Nothing we draft is released without the client's express approval. Where an announcement involves an embargo or wire distribution, we coordinate the timing with the client's legal and finance teams and confirm each step before the next one begins.</w:t>
       </w:r>
     </w:p>
     <w:p>
@@ -122,17 +254,12 @@
         <w:pStyle w:val="Heading2"/>
       </w:pPr>
       <w:r>
-        <w:t>A sense of the work</w:t>
+        <w:t>Leadership</w:t>
       </w:r>
     </w:p>
     <w:p>
       <w:r>
-        <w:t>A few engagements give a sense of the range, though they are only a sample of what we do and not the whole of it. For Barrera Group, we led a corporate positioning effort, settling the language the company used about itself and keeping it consistent through a demanding year.</w:t>
-      </w:r>
-    </w:p>
-    <w:p>
-      <w:r>
-        <w:t>For Castaneda, Adams and Davis, we managed the communications around a run of announcements, coordinating timing and message so that each disclosure supported the ones on either side of it. We offer both here as illustrations of how we work, not as an account of the whole client roster.</w:t>
+        <w:t>The firm is led by Julie Hill, Managing Partner, who reviews each client announcement before it is released. Her own background is in corporate investor relations, and her review of a draft begins with how it will sound to the analysts and investors who will hear it. Each client relationship is also overseen by a partner, who remains its point of escalation for as long as the engagement runs.</w:t>
       </w:r>
     </w:p>
     <w:p>
@@ -140,20 +267,7 @@
         <w:pStyle w:val="Heading2"/>
       </w:pPr>
       <w:r>
-        <w:t>How the firm is built</w:t>
-      </w:r>
-    </w:p>
-    <w:p>
-      <w:r>
-        <w:t>We keep Ashcombe small on purpose. A managing partner and a bench of advisors and analysts each carry a few relationships at a time, supported by an operations team that keeps the schedules, the files, and the mailbox in order. Most engagements open with a signed letter and a short kickoff memo, and then run largely over email, where the real drafting, routing, and approving gets done. That shape keeps us close to the detail of a client's mail, which is where most of the judgment actually lives.</w:t>
-      </w:r>
-    </w:p>
-    <w:p>
-      <w:pPr>
-        <w:pStyle w:val="Heading2"/>
-      </w:pPr>
-      <w:r>
-        <w:t>Getting in touch</w:t>
+        <w:t>Initial inquiries</w:t>
       </w:r>
     </w:p>
     <w:sectPr>
